--- a/downloads/teacher/04 Units/Unit 05 - Apparel and Textile Production and Design - Make It, Mend It, Wear It/Lesson 05.14 - Fast Fashion and Where Clothes Go and the Consumer Comparison Task.docx
+++ b/downloads/teacher/04 Units/Unit 05 - Apparel and Textile Production and Design - Make It, Mend It, Wear It/Lesson 05.14 - Fast Fashion and Where Clothes Go and the Consumer Comparison Task.docx
@@ -358,23 +358,41 @@
       <w:r>
         <w:t xml:space="preserve">By the end of this lesson, students will be able to:</w:t>
       </w:r>
-      <w:r>
-        <w:t xml:space="preserve"> </w:t>
-      </w:r>
-      <w:r>
-        <w:t xml:space="preserve">1. (Low) Describe how fast fashion works using four features (speed, volume, price, and thin construction) and name two costs that are not on the price tag.</w:t>
-      </w:r>
-      <w:r>
-        <w:t xml:space="preserve"> </w:t>
-      </w:r>
-      <w:r>
-        <w:t xml:space="preserve">2. (Mid) Given a statistic about textile waste, identify its source, its year, and what it counts, and explain one thing the number does not tell you.</w:t>
-      </w:r>
-      <w:r>
-        <w:t xml:space="preserve"> </w:t>
-      </w:r>
-      <w:r>
-        <w:t xml:space="preserve">3. (High) For a real clothing decision of their own, create a one-page comparison of three options with price, cost per wear, a quality check, and one sustainability consideration, recommend one with a reason, and create a one-season clothing budget in which a set dollar amount has to cover what they need, naming what came off the list and why.</w:t>
+    </w:p>
+    <w:p>
+      <w:pPr>
+        <w:numPr>
+          <w:ilvl w:val="0"/>
+          <w:numId w:val="1002"/>
+        </w:numPr>
+        <w:pStyle w:val="Compact"/>
+      </w:pPr>
+      <w:r>
+        <w:t xml:space="preserve">(Low) Describe how fast fashion works using four features (speed, volume, price, and thin construction) and name two costs that are not on the price tag.</w:t>
+      </w:r>
+    </w:p>
+    <w:p>
+      <w:pPr>
+        <w:numPr>
+          <w:ilvl w:val="0"/>
+          <w:numId w:val="1002"/>
+        </w:numPr>
+        <w:pStyle w:val="Compact"/>
+      </w:pPr>
+      <w:r>
+        <w:t xml:space="preserve">(Mid) Given a statistic about textile waste, identify its source, its year, and what it counts, and explain one thing the number does not tell you.</w:t>
+      </w:r>
+    </w:p>
+    <w:p>
+      <w:pPr>
+        <w:numPr>
+          <w:ilvl w:val="0"/>
+          <w:numId w:val="1002"/>
+        </w:numPr>
+        <w:pStyle w:val="Compact"/>
+      </w:pPr>
+      <w:r>
+        <w:t xml:space="preserve">(High) For a real clothing decision of their own, create a one-page comparison of three options with price, cost per wear, a quality check, and one sustainability consideration, recommend one with a reason, and create a one-season clothing budget in which a set dollar amount has to cover what they need, naming what came off the list and why.</w:t>
       </w:r>
     </w:p>
     <w:p>
@@ -430,7 +448,7 @@
       <w:pPr>
         <w:numPr>
           <w:ilvl w:val="0"/>
-          <w:numId w:val="1002"/>
+          <w:numId w:val="1003"/>
         </w:numPr>
         <w:pStyle w:val="Compact"/>
       </w:pPr>
@@ -448,7 +466,7 @@
       <w:pPr>
         <w:numPr>
           <w:ilvl w:val="0"/>
-          <w:numId w:val="1002"/>
+          <w:numId w:val="1003"/>
         </w:numPr>
         <w:pStyle w:val="Compact"/>
       </w:pPr>
@@ -460,7 +478,7 @@
       <w:pPr>
         <w:numPr>
           <w:ilvl w:val="0"/>
-          <w:numId w:val="1002"/>
+          <w:numId w:val="1003"/>
         </w:numPr>
         <w:pStyle w:val="Compact"/>
       </w:pPr>
@@ -499,7 +517,7 @@
       <w:pPr>
         <w:numPr>
           <w:ilvl w:val="0"/>
-          <w:numId w:val="1002"/>
+          <w:numId w:val="1003"/>
         </w:numPr>
         <w:pStyle w:val="Compact"/>
       </w:pPr>
@@ -520,7 +538,7 @@
       <w:pPr>
         <w:numPr>
           <w:ilvl w:val="0"/>
-          <w:numId w:val="1002"/>
+          <w:numId w:val="1003"/>
         </w:numPr>
         <w:pStyle w:val="Compact"/>
       </w:pPr>
@@ -532,7 +550,7 @@
       <w:pPr>
         <w:numPr>
           <w:ilvl w:val="0"/>
-          <w:numId w:val="1002"/>
+          <w:numId w:val="1003"/>
         </w:numPr>
         <w:pStyle w:val="Compact"/>
       </w:pPr>
@@ -544,7 +562,7 @@
       <w:pPr>
         <w:numPr>
           <w:ilvl w:val="0"/>
-          <w:numId w:val="1002"/>
+          <w:numId w:val="1003"/>
         </w:numPr>
         <w:pStyle w:val="Compact"/>
       </w:pPr>
@@ -556,7 +574,7 @@
       <w:pPr>
         <w:numPr>
           <w:ilvl w:val="0"/>
-          <w:numId w:val="1002"/>
+          <w:numId w:val="1003"/>
         </w:numPr>
         <w:pStyle w:val="Compact"/>
       </w:pPr>
@@ -1551,61 +1569,109 @@
       <w:r>
         <w:t xml:space="preserve">Monitor understanding:</w:t>
       </w:r>
-      <w:r>
-        <w:t xml:space="preserve"> </w:t>
-      </w:r>
-      <w:r>
-        <w:t xml:space="preserve">- Name the four features of fast fashion. Which one can you see on this shirt in your hand?</w:t>
-      </w:r>
-      <w:r>
-        <w:t xml:space="preserve"> </w:t>
-      </w:r>
-      <w:r>
-        <w:t xml:space="preserve">- Who published that number, and what year is the data?</w:t>
-      </w:r>
-      <w:r>
-        <w:t xml:space="preserve"> </w:t>
-      </w:r>
-      <w:r>
-        <w:t xml:space="preserve">- Which card is the end of the road for a garment, and which cards can come before it?</w:t>
-      </w:r>
-      <w:r>
-        <w:t xml:space="preserve"> </w:t>
-      </w:r>
-      <w:r>
-        <w:t xml:space="preserve">- What is your cost per wear on option 2? Show me the division.</w:t>
-      </w:r>
-    </w:p>
-    <w:p>
-      <w:pPr>
-        <w:pStyle w:val="BodyText"/>
+    </w:p>
+    <w:p>
+      <w:pPr>
+        <w:numPr>
+          <w:ilvl w:val="0"/>
+          <w:numId w:val="1004"/>
+        </w:numPr>
+        <w:pStyle w:val="Compact"/>
+      </w:pPr>
+      <w:r>
+        <w:t xml:space="preserve">Name the four features of fast fashion. Which one can you see on this shirt in your hand?</w:t>
+      </w:r>
+    </w:p>
+    <w:p>
+      <w:pPr>
+        <w:numPr>
+          <w:ilvl w:val="0"/>
+          <w:numId w:val="1004"/>
+        </w:numPr>
+        <w:pStyle w:val="Compact"/>
+      </w:pPr>
+      <w:r>
+        <w:t xml:space="preserve">Who published that number, and what year is the data?</w:t>
+      </w:r>
+    </w:p>
+    <w:p>
+      <w:pPr>
+        <w:numPr>
+          <w:ilvl w:val="0"/>
+          <w:numId w:val="1004"/>
+        </w:numPr>
+        <w:pStyle w:val="Compact"/>
+      </w:pPr>
+      <w:r>
+        <w:t xml:space="preserve">Which card is the end of the road for a garment, and which cards can come before it?</w:t>
+      </w:r>
+    </w:p>
+    <w:p>
+      <w:pPr>
+        <w:numPr>
+          <w:ilvl w:val="0"/>
+          <w:numId w:val="1004"/>
+        </w:numPr>
+        <w:pStyle w:val="Compact"/>
+      </w:pPr>
+      <w:r>
+        <w:t xml:space="preserve">What is your cost per wear on option 2? Show me the division.</w:t>
+      </w:r>
+    </w:p>
+    <w:p>
+      <w:pPr>
+        <w:pStyle w:val="FirstParagraph"/>
       </w:pPr>
       <w:r>
         <w:t xml:space="preserve">Deepen learning (why and how, tied to their lives):</w:t>
       </w:r>
-      <w:r>
-        <w:t xml:space="preserve"> </w:t>
-      </w:r>
-      <w:r>
-        <w:t xml:space="preserve">- Cheap clothing helps a family that does not have money. Pollution and low wages hurt people too. How do you hold both of those at the same time when you are standing in the store?</w:t>
-      </w:r>
-      <w:r>
-        <w:t xml:space="preserve"> </w:t>
-      </w:r>
-      <w:r>
-        <w:t xml:space="preserve">- Your donation goes to a sorting center and most of it is resold or shredded, not handed to a neighbor. Does that change whether you donate? Why or why not?</w:t>
-      </w:r>
-      <w:r>
-        <w:t xml:space="preserve"> </w:t>
-      </w:r>
-      <w:r>
-        <w:t xml:space="preserve">- Of the four moves, which one is the cheapest for a middle school student to actually do, and which one is hardest? Say why.</w:t>
-      </w:r>
-      <w:r>
-        <w:t xml:space="preserve"> </w:t>
-      </w:r>
-      <w:r>
-        <w:t xml:space="preserve">- You now know how to repair a hem, a seam, a patch, and a button. Does that change what</w:t>
+    </w:p>
+    <w:p>
+      <w:pPr>
+        <w:numPr>
+          <w:ilvl w:val="0"/>
+          <w:numId w:val="1005"/>
+        </w:numPr>
+        <w:pStyle w:val="Compact"/>
+      </w:pPr>
+      <w:r>
+        <w:t xml:space="preserve">Cheap clothing helps a family that does not have money. Pollution and low wages hurt people too. How do you hold both of those at the same time when you are standing in the store?</w:t>
+      </w:r>
+    </w:p>
+    <w:p>
+      <w:pPr>
+        <w:numPr>
+          <w:ilvl w:val="0"/>
+          <w:numId w:val="1005"/>
+        </w:numPr>
+        <w:pStyle w:val="Compact"/>
+      </w:pPr>
+      <w:r>
+        <w:t xml:space="preserve">Your donation goes to a sorting center and most of it is resold or shredded, not handed to a neighbor. Does that change whether you donate? Why or why not?</w:t>
+      </w:r>
+    </w:p>
+    <w:p>
+      <w:pPr>
+        <w:numPr>
+          <w:ilvl w:val="0"/>
+          <w:numId w:val="1005"/>
+        </w:numPr>
+        <w:pStyle w:val="Compact"/>
+      </w:pPr>
+      <w:r>
+        <w:t xml:space="preserve">Of the four moves, which one is the cheapest for a middle school student to actually do, and which one is hardest? Say why.</w:t>
+      </w:r>
+    </w:p>
+    <w:p>
+      <w:pPr>
+        <w:numPr>
+          <w:ilvl w:val="0"/>
+          <w:numId w:val="1005"/>
+        </w:numPr>
+        <w:pStyle w:val="Compact"/>
+      </w:pPr>
+      <w:r>
+        <w:t xml:space="preserve">You now know how to repair a hem, a seam, a patch, and a button. Does that change what</w:t>
       </w:r>
       <w:r>
         <w:t xml:space="preserve"> </w:t>
@@ -1625,11 +1691,17 @@
       <w:r>
         <w:t xml:space="preserve">means?</w:t>
       </w:r>
-      <w:r>
-        <w:t xml:space="preserve"> </w:t>
-      </w:r>
-      <w:r>
-        <w:t xml:space="preserve">- Whose responsibility is textile waste: the shopper, the brand, or the government? Defend one answer for thirty seconds.</w:t>
+    </w:p>
+    <w:p>
+      <w:pPr>
+        <w:numPr>
+          <w:ilvl w:val="0"/>
+          <w:numId w:val="1005"/>
+        </w:numPr>
+        <w:pStyle w:val="Compact"/>
+      </w:pPr>
+      <w:r>
+        <w:t xml:space="preserve">Whose responsibility is textile waste: the shopper, the brand, or the government? Defend one answer for thirty seconds.</w:t>
       </w:r>
     </w:p>
     <w:p>
@@ -1859,7 +1931,7 @@
       <w:pPr>
         <w:numPr>
           <w:ilvl w:val="0"/>
-          <w:numId w:val="1003"/>
+          <w:numId w:val="1006"/>
         </w:numPr>
         <w:pStyle w:val="Compact"/>
       </w:pPr>
@@ -1924,7 +1996,7 @@
       <w:pPr>
         <w:numPr>
           <w:ilvl w:val="0"/>
-          <w:numId w:val="1003"/>
+          <w:numId w:val="1006"/>
         </w:numPr>
         <w:pStyle w:val="Compact"/>
       </w:pPr>
@@ -1936,7 +2008,7 @@
       <w:pPr>
         <w:numPr>
           <w:ilvl w:val="0"/>
-          <w:numId w:val="1003"/>
+          <w:numId w:val="1006"/>
         </w:numPr>
         <w:pStyle w:val="Compact"/>
       </w:pPr>
@@ -1948,7 +2020,7 @@
       <w:pPr>
         <w:numPr>
           <w:ilvl w:val="0"/>
-          <w:numId w:val="1003"/>
+          <w:numId w:val="1006"/>
         </w:numPr>
         <w:pStyle w:val="Compact"/>
       </w:pPr>
@@ -1996,7 +2068,7 @@
       <w:pPr>
         <w:numPr>
           <w:ilvl w:val="0"/>
-          <w:numId w:val="1003"/>
+          <w:numId w:val="1006"/>
         </w:numPr>
         <w:pStyle w:val="Compact"/>
       </w:pPr>
@@ -2008,7 +2080,7 @@
       <w:pPr>
         <w:numPr>
           <w:ilvl w:val="0"/>
-          <w:numId w:val="1003"/>
+          <w:numId w:val="1006"/>
         </w:numPr>
         <w:pStyle w:val="Compact"/>
       </w:pPr>
@@ -2329,7 +2401,7 @@
       <w:pPr>
         <w:numPr>
           <w:ilvl w:val="0"/>
-          <w:numId w:val="1004"/>
+          <w:numId w:val="1007"/>
         </w:numPr>
         <w:pStyle w:val="Compact"/>
       </w:pPr>
@@ -2353,7 +2425,7 @@
       <w:pPr>
         <w:numPr>
           <w:ilvl w:val="0"/>
-          <w:numId w:val="1004"/>
+          <w:numId w:val="1007"/>
         </w:numPr>
         <w:pStyle w:val="Compact"/>
       </w:pPr>
@@ -2365,7 +2437,7 @@
       <w:pPr>
         <w:numPr>
           <w:ilvl w:val="0"/>
-          <w:numId w:val="1004"/>
+          <w:numId w:val="1007"/>
         </w:numPr>
         <w:pStyle w:val="Compact"/>
       </w:pPr>
@@ -2377,7 +2449,7 @@
       <w:pPr>
         <w:numPr>
           <w:ilvl w:val="0"/>
-          <w:numId w:val="1004"/>
+          <w:numId w:val="1007"/>
         </w:numPr>
         <w:pStyle w:val="Compact"/>
       </w:pPr>
@@ -2410,7 +2482,7 @@
       <w:pPr>
         <w:numPr>
           <w:ilvl w:val="0"/>
-          <w:numId w:val="1004"/>
+          <w:numId w:val="1007"/>
         </w:numPr>
         <w:pStyle w:val="Compact"/>
       </w:pPr>
@@ -2434,7 +2506,7 @@
       <w:pPr>
         <w:numPr>
           <w:ilvl w:val="0"/>
-          <w:numId w:val="1004"/>
+          <w:numId w:val="1007"/>
         </w:numPr>
         <w:pStyle w:val="Compact"/>
       </w:pPr>
@@ -2455,7 +2527,7 @@
       <w:pPr>
         <w:numPr>
           <w:ilvl w:val="0"/>
-          <w:numId w:val="1004"/>
+          <w:numId w:val="1007"/>
         </w:numPr>
         <w:pStyle w:val="Compact"/>
       </w:pPr>
@@ -2476,7 +2548,7 @@
       <w:pPr>
         <w:numPr>
           <w:ilvl w:val="0"/>
-          <w:numId w:val="1004"/>
+          <w:numId w:val="1007"/>
         </w:numPr>
         <w:pStyle w:val="Compact"/>
       </w:pPr>
@@ -2507,7 +2579,7 @@
       <w:pPr>
         <w:numPr>
           <w:ilvl w:val="0"/>
-          <w:numId w:val="1005"/>
+          <w:numId w:val="1008"/>
         </w:numPr>
         <w:pStyle w:val="Compact"/>
       </w:pPr>
@@ -2531,7 +2603,7 @@
       <w:pPr>
         <w:numPr>
           <w:ilvl w:val="0"/>
-          <w:numId w:val="1005"/>
+          <w:numId w:val="1008"/>
         </w:numPr>
         <w:pStyle w:val="Compact"/>
       </w:pPr>
@@ -2567,7 +2639,7 @@
       <w:pPr>
         <w:numPr>
           <w:ilvl w:val="0"/>
-          <w:numId w:val="1005"/>
+          <w:numId w:val="1008"/>
         </w:numPr>
         <w:pStyle w:val="Compact"/>
       </w:pPr>
@@ -2579,7 +2651,7 @@
       <w:pPr>
         <w:numPr>
           <w:ilvl w:val="0"/>
-          <w:numId w:val="1005"/>
+          <w:numId w:val="1008"/>
         </w:numPr>
         <w:pStyle w:val="Compact"/>
       </w:pPr>
@@ -2609,7 +2681,7 @@
       <w:pPr>
         <w:numPr>
           <w:ilvl w:val="0"/>
-          <w:numId w:val="1005"/>
+          <w:numId w:val="1008"/>
         </w:numPr>
         <w:pStyle w:val="Compact"/>
       </w:pPr>
@@ -2621,7 +2693,7 @@
       <w:pPr>
         <w:numPr>
           <w:ilvl w:val="0"/>
-          <w:numId w:val="1005"/>
+          <w:numId w:val="1008"/>
         </w:numPr>
         <w:pStyle w:val="Compact"/>
       </w:pPr>
@@ -2633,7 +2705,7 @@
       <w:pPr>
         <w:numPr>
           <w:ilvl w:val="0"/>
-          <w:numId w:val="1005"/>
+          <w:numId w:val="1008"/>
         </w:numPr>
         <w:pStyle w:val="Compact"/>
       </w:pPr>
@@ -2645,7 +2717,7 @@
       <w:pPr>
         <w:numPr>
           <w:ilvl w:val="0"/>
-          <w:numId w:val="1005"/>
+          <w:numId w:val="1008"/>
         </w:numPr>
         <w:pStyle w:val="Compact"/>
       </w:pPr>
@@ -2660,7 +2732,7 @@
       <w:pPr>
         <w:numPr>
           <w:ilvl w:val="0"/>
-          <w:numId w:val="1005"/>
+          <w:numId w:val="1008"/>
         </w:numPr>
         <w:pStyle w:val="Compact"/>
       </w:pPr>
@@ -2953,6 +3025,118 @@
       </w:pPr>
     </w:lvl>
   </w:abstractNum>
+  <w:abstractNum w:abstractNumId="99411">
+    <w:nsid w:val="71315dca"/>
+    <w:multiLevelType w:val="multilevel"/>
+    <w:lvl w:ilvl="0">
+      <w:start w:val="1"/>
+      <w:numFmt w:val="decimal"/>
+      <w:lvlText w:val="%1."/>
+      <w:lvlJc w:val="left"/>
+      <w:pPr>
+        <w:tabs>
+          <w:tab w:val="num" w:pos="0"/>
+        </w:tabs>
+        <w:ind w:left="480" w:hanging="480"/>
+      </w:pPr>
+    </w:lvl>
+    <w:lvl w:ilvl="1">
+      <w:start w:val="1"/>
+      <w:numFmt w:val="decimal"/>
+      <w:lvlText w:val="%2."/>
+      <w:lvlJc w:val="left"/>
+      <w:pPr>
+        <w:tabs>
+          <w:tab w:val="num" w:pos="720"/>
+        </w:tabs>
+        <w:ind w:left="1200" w:hanging="480"/>
+      </w:pPr>
+    </w:lvl>
+    <w:lvl w:ilvl="2">
+      <w:start w:val="1"/>
+      <w:numFmt w:val="decimal"/>
+      <w:lvlText w:val="%3."/>
+      <w:lvlJc w:val="left"/>
+      <w:pPr>
+        <w:tabs>
+          <w:tab w:val="num" w:pos="1440"/>
+        </w:tabs>
+        <w:ind w:left="1920" w:hanging="480"/>
+      </w:pPr>
+    </w:lvl>
+    <w:lvl w:ilvl="3">
+      <w:start w:val="1"/>
+      <w:numFmt w:val="decimal"/>
+      <w:lvlText w:val="%4."/>
+      <w:lvlJc w:val="left"/>
+      <w:pPr>
+        <w:tabs>
+          <w:tab w:val="num" w:pos="2160"/>
+        </w:tabs>
+        <w:ind w:left="2640" w:hanging="480"/>
+      </w:pPr>
+    </w:lvl>
+    <w:lvl w:ilvl="4">
+      <w:start w:val="1"/>
+      <w:numFmt w:val="decimal"/>
+      <w:lvlText w:val="%5."/>
+      <w:lvlJc w:val="left"/>
+      <w:pPr>
+        <w:tabs>
+          <w:tab w:val="num" w:pos="2880"/>
+        </w:tabs>
+        <w:ind w:left="3360" w:hanging="480"/>
+      </w:pPr>
+    </w:lvl>
+    <w:lvl w:ilvl="5">
+      <w:start w:val="1"/>
+      <w:numFmt w:val="decimal"/>
+      <w:lvlText w:val="%6."/>
+      <w:lvlJc w:val="left"/>
+      <w:pPr>
+        <w:tabs>
+          <w:tab w:val="num" w:pos="3600"/>
+        </w:tabs>
+        <w:ind w:left="4080" w:hanging="480"/>
+      </w:pPr>
+    </w:lvl>
+    <w:lvl w:ilvl="6">
+      <w:start w:val="1"/>
+      <w:numFmt w:val="decimal"/>
+      <w:lvlText w:val="%7."/>
+      <w:lvlJc w:val="left"/>
+      <w:pPr>
+        <w:tabs>
+          <w:tab w:val="num" w:pos="4320"/>
+        </w:tabs>
+        <w:ind w:left="4800" w:hanging="480"/>
+      </w:pPr>
+    </w:lvl>
+    <w:lvl w:ilvl="7">
+      <w:start w:val="1"/>
+      <w:numFmt w:val="decimal"/>
+      <w:lvlText w:val="%8."/>
+      <w:lvlJc w:val="left"/>
+      <w:pPr>
+        <w:tabs>
+          <w:tab w:val="num" w:pos="5040"/>
+        </w:tabs>
+        <w:ind w:left="5520" w:hanging="480"/>
+      </w:pPr>
+    </w:lvl>
+    <w:lvl w:ilvl="8">
+      <w:start w:val="1"/>
+      <w:numFmt w:val="decimal"/>
+      <w:lvlText w:val="%9."/>
+      <w:lvlJc w:val="left"/>
+      <w:pPr>
+        <w:tabs>
+          <w:tab w:val="num" w:pos="5760"/>
+        </w:tabs>
+        <w:ind w:left="6240" w:hanging="480"/>
+      </w:pPr>
+    </w:lvl>
+  </w:abstractNum>
   <w:num w:numId="1000">
     <w:abstractNumId w:val="990"/>
   </w:num>
@@ -2960,7 +3144,34 @@
     <w:abstractNumId w:val="991"/>
   </w:num>
   <w:num w:numId="1002">
-    <w:abstractNumId w:val="991"/>
+    <w:abstractNumId w:val="99411"/>
+    <w:lvlOverride w:ilvl="0">
+      <w:startOverride w:val="1"/>
+    </w:lvlOverride>
+    <w:lvlOverride w:ilvl="1">
+      <w:startOverride w:val="1"/>
+    </w:lvlOverride>
+    <w:lvlOverride w:ilvl="2">
+      <w:startOverride w:val="1"/>
+    </w:lvlOverride>
+    <w:lvlOverride w:ilvl="3">
+      <w:startOverride w:val="1"/>
+    </w:lvlOverride>
+    <w:lvlOverride w:ilvl="4">
+      <w:startOverride w:val="1"/>
+    </w:lvlOverride>
+    <w:lvlOverride w:ilvl="5">
+      <w:startOverride w:val="1"/>
+    </w:lvlOverride>
+    <w:lvlOverride w:ilvl="6">
+      <w:startOverride w:val="1"/>
+    </w:lvlOverride>
+    <w:lvlOverride w:ilvl="7">
+      <w:startOverride w:val="1"/>
+    </w:lvlOverride>
+    <w:lvlOverride w:ilvl="8">
+      <w:startOverride w:val="1"/>
+    </w:lvlOverride>
   </w:num>
   <w:num w:numId="1003">
     <w:abstractNumId w:val="991"/>
@@ -2969,6 +3180,15 @@
     <w:abstractNumId w:val="991"/>
   </w:num>
   <w:num w:numId="1005">
+    <w:abstractNumId w:val="991"/>
+  </w:num>
+  <w:num w:numId="1006">
+    <w:abstractNumId w:val="991"/>
+  </w:num>
+  <w:num w:numId="1007">
+    <w:abstractNumId w:val="991"/>
+  </w:num>
+  <w:num w:numId="1008">
     <w:abstractNumId w:val="991"/>
   </w:num>
 </w:numbering>

--- a/downloads/teacher/04 Units/Unit 05 - Apparel and Textile Production and Design - Make It, Mend It, Wear It/Lesson 05.14 - Fast Fashion and Where Clothes Go and the Consumer Comparison Task.docx
+++ b/downloads/teacher/04 Units/Unit 05 - Apparel and Textile Production and Design - Make It, Mend It, Wear It/Lesson 05.14 - Fast Fashion and Where Clothes Go and the Consumer Comparison Task.docx
@@ -338,7 +338,7 @@
         <w:t xml:space="preserve"> </w:t>
       </w:r>
       <w:r>
-        <w:t xml:space="preserve">A sweatshirt costs $9.99 [update]. Who else paid for it, and what happens to it when I am done?</w:t>
+        <w:t xml:space="preserve">A sweatshirt costs $9.99. Who else paid for it, and what happens to it when I am done?</w:t>
       </w:r>
     </w:p>
     <w:p>
@@ -501,7 +501,7 @@
         <w:t xml:space="preserve"> </w:t>
       </w:r>
       <w:r>
-        <w:t xml:space="preserve">card set, seven cards per station of about seven students, cut before class: the cards and their text are printed on</w:t>
+        <w:t xml:space="preserve">card set, eight cards per station of about seven students, cut before class: the cards and their text are printed on</w:t>
       </w:r>
       <w:r>
         <w:t xml:space="preserve"> </w:t>
@@ -805,7 +805,7 @@
               <w:t xml:space="preserve">“</w:t>
             </w:r>
             <w:r>
-              <w:t xml:space="preserve">This shirt cost eight dollars [update] and was worn four times. Somebody designed it to do exactly that. Today you find out how that works and where this shirt goes next.</w:t>
+              <w:t xml:space="preserve">This shirt cost eight dollars and was worn four times. Somebody designed it to do exactly that. Today you find out how that works and where this shirt goes next.</w:t>
             </w:r>
             <w:r>
               <w:t xml:space="preserve">”</w:t>
@@ -912,7 +912,7 @@
               <w:jc w:val="left"/>
             </w:pPr>
             <w:r>
-              <w:t xml:space="preserve">Slide 7. Give each station the seven-card set out of order: worn by the owner; dropped in a donation bin or handed to a thrift shop; sorted by hand at a sorting center; sold on the thrift shop floor; baled and sold to a used-clothing dealer, often for export; cut into wiping rags for factories and shops; shredded into fiber for insulation, carpet padding, or stuffing; landfilled or burned because nothing else will take it. Task: put them in the order the sweatshirt could travel, then mark which cards can happen to the same garment and which are the end of the road. Circulate and ask one station the hard question:</w:t>
+              <w:t xml:space="preserve">Slide 7. Give each station the eight-card set out of order: worn by the owner; dropped in a donation bin or handed to a thrift shop; sorted by hand at a sorting center; sold on the thrift shop floor; baled and sold to a used-clothing dealer, often for export; cut into wiping rags for factories and shops; shredded into fiber for insulation, carpet padding, or stuffing; landfilled or burned because nothing else will take it. Task: put them in the order the sweatshirt could travel, then mark which cards can happen to the same garment and which are the end of the road. Circulate and ask one station the hard question:</w:t>
             </w:r>
             <w:r>
               <w:t xml:space="preserve"> </w:t>
@@ -1257,7 +1257,7 @@
               <w:t xml:space="preserve">“</w:t>
             </w:r>
             <w:r>
-              <w:t xml:space="preserve">Cost per wear, one problem: a $36 jacket [update] worn 90 times. Show the division and write the unit.</w:t>
+              <w:t xml:space="preserve">Cost per wear, one problem: a $36 jacket worn 90 times. Show the division and write the unit.</w:t>
             </w:r>
             <w:r>
               <w:t xml:space="preserve">”</w:t>
@@ -1342,7 +1342,7 @@
               <w:t xml:space="preserve"> </w:t>
             </w:r>
             <w:r>
-              <w:t xml:space="preserve">Three options (a $30 discount pair, a $75 brand pair, a $18 secondhand pair [update]), each with price, an estimated number of wears and the cost per wear, one quality check from Lesson 5.13, and one sustainability consideration. Then the recommendation with a reason that names the person and the use. Show the printed scoring checklist on the slide and read all six lines out loud so nothing is a surprise. Then hand out the task page and let students choose their decision; keep a list of five default decisions on the slide for anyone who cannot think of one (a winter coat, sneakers, jeans, a sweatshirt for school, a dress or button shirt for a family event).</w:t>
+              <w:t xml:space="preserve">Three options (a $30 discount pair, a $75 brand pair, a $18 secondhand pair), each with price, an estimated number of wears and the cost per wear, one quality check from Lesson 5.13, and one sustainability consideration. Then the recommendation with a reason that names the person and the use. Show the printed scoring checklist on the slide and read all six lines out loud so nothing is a surprise. Then hand out the task page and let students choose their decision; keep a list of five default decisions on the slide for anyone who cannot think of one (a winter coat, sneakers, jeans, a sweatshirt for school, a dress or button shirt for a family event).</w:t>
             </w:r>
           </w:p>
         </w:tc>
@@ -1388,7 +1388,7 @@
               <w:jc w:val="left"/>
             </w:pPr>
             <w:r>
-              <w:t xml:space="preserve">Slide 19. Name the difference out loud: a comparison picks one item, and a budget decides how much money there is before anything gets picked. Model one on the board in 90 seconds: $75 for one season [update], then the list a student would actually write (sneakers $30, two t-shirts $16, a hoodie $25, jeans $28), which totals $99. Ask the class which line comes off and make them say why that one and not another. State the rule: the amount comes first, the list comes second, and the last line is what got cut. Then send them to the budget box on the task page and circulate for the remaining two minutes. Do not let this step take a minute of the 20.</w:t>
+              <w:t xml:space="preserve">Slide 19. Name the difference out loud: a comparison picks one item, and a budget decides how much money there is before anything gets picked. Model one on the board in 90 seconds: $75 for one season, then the list a student would actually write (sneakers $30, two t-shirts $16, a hoodie $25, jeans $28), which totals $99. Ask the class which line comes off and make them say why that one and not another. State the rule: the amount comes first, the list comes second, and the last line is what got cut. Then send them to the budget box on the task page and circulate for the remaining two minutes. Do not let this step take a minute of the 20.</w:t>
             </w:r>
           </w:p>
         </w:tc>
@@ -2377,15 +2377,6 @@
       <w:r>
         <w:t xml:space="preserve">Science: the water and landfill content is the same material the grade 7 or 8 science teacher covers under human impact on the environment; a shared vocabulary list keeps the two consistent, and science can supply the microfiber content. Social studies: global trade and the used-clothing export trade. English: reading a statistic for source and bias is a nonfiction reading standard, and the fact table is a short version of it. Community: a local clothing donation program or a textile recycling drop-off, to say what they actually do with what arrives.</w:t>
       </w:r>
-      <w:r>
-        <w:t xml:space="preserve"> </w:t>
-      </w:r>
-      <w:r>
-        <w:rPr>
-          <w:rStyle w:val="TeacherNote"/>
-        </w:rPr>
-        <w:t xml:space="preserve">[Sal: if there is a drop-off bin at the school or a nearby store, use that one; students have walked past it.]</w:t>
-      </w:r>
     </w:p>
     <w:p>
       <w:pPr>
@@ -2468,15 +2459,6 @@
       <w:r>
         <w:t xml:space="preserve">, section 2.</w:t>
       </w:r>
-      <w:r>
-        <w:t xml:space="preserve"> </w:t>
-      </w:r>
-      <w:r>
-        <w:rPr>
-          <w:rStyle w:val="TeacherNote"/>
-        </w:rPr>
-        <w:t xml:space="preserve">[Sal: confirm against the NYSED PDF.]</w:t>
-      </w:r>
     </w:p>
     <w:p>
       <w:pPr>
@@ -2513,15 +2495,6 @@
       <w:r>
         <w:t xml:space="preserve">Textile waste figures: US Environmental Protection Agency, Facts and Figures about Materials, Waste and Recycling, textiles, 2018 data (published 2020), https://www.epa.gov/facts-and-figures-about-materials-waste-and-recycling/textiles-material-specific-data.</w:t>
       </w:r>
-      <w:r>
-        <w:t xml:space="preserve"> </w:t>
-      </w:r>
-      <w:r>
-        <w:rPr>
-          <w:rStyle w:val="TeacherNote"/>
-        </w:rPr>
-        <w:t xml:space="preserve">[Sal: check for a newer data year before printing the handout; the handout prints the year next to the number for exactly this reason.]</w:t>
-      </w:r>
     </w:p>
     <w:p>
       <w:pPr>
@@ -2533,15 +2506,6 @@
       </w:pPr>
       <w:r>
         <w:t xml:space="preserve">Water-use estimate for one pair of jeans and the decline in the number of times a garment is worn: both are widely cited estimates whose sources and methods differ. The handout prints them with the source and a check note rather than as settled facts.</w:t>
-      </w:r>
-      <w:r>
-        <w:t xml:space="preserve"> </w:t>
-      </w:r>
-      <w:r>
-        <w:rPr>
-          <w:rStyle w:val="TeacherNote"/>
-        </w:rPr>
-        <w:t xml:space="preserve">[Sal: verify each against the original publication before the numbers go on the website.]</w:t>
       </w:r>
     </w:p>
     <w:p>
@@ -2711,21 +2675,6 @@
       </w:pPr>
       <w:r>
         <w:t xml:space="preserve">Print the scoring checklist on the same page as the task. Students who can see the six lines while they work score about a point higher, and that is the point of a checklist.</w:t>
-      </w:r>
-    </w:p>
-    <w:p>
-      <w:pPr>
-        <w:numPr>
-          <w:ilvl w:val="0"/>
-          <w:numId w:val="1008"/>
-        </w:numPr>
-        <w:pStyle w:val="Compact"/>
-      </w:pPr>
-      <w:r>
-        <w:rPr>
-          <w:rStyle w:val="TeacherNote"/>
-        </w:rPr>
-        <w:t xml:space="preserve">[Sal: your $40 family grocery project and your ClassroomStreet budget both taught that a good decision has a number attached to it. Say that here. The Consumer Comparison Task is the same move in a different aisle.]</w:t>
       </w:r>
     </w:p>
     <w:p>
